--- a/candidates/mycounsel/ict-changed.docx
+++ b/candidates/mycounsel/ict-changed.docx
@@ -29,7 +29,7 @@
     </w:p>
     <w:p>
       <w:r>
-        <w:t xml:space="preserve">5. Data locations. Services and data storage are provided in Germany. The Provider will notify the Customer at least sixty days before any intended processing or storage location change.</w:t>
+        <w:t xml:space="preserve">5. Data locations. The contracted services and any subcontracted services are provided, and Customer data is processed and stored, only in Germany. The Provider will notify the Customer at least sixty days in advance if it envisages changing any of these locations.</w:t>
       </w:r>
     </w:p>
     <w:p>
